--- a/Übungen/Grafiken/Übung Scatterplot.docx
+++ b/Übungen/Grafiken/Übung Scatterplot.docx
@@ -35,13 +35,28 @@
           <w:sz w:val="28"/>
           <w:szCs w:val="28"/>
         </w:rPr>
-        <w:t>Fügen Sie dem M&amp;M Datensatz eine Spalte hinzu in der die Gesamtanzahl M&amp;Ms pro Tüte gespeichert ist (Tipp: Es gibt eine Funktion die Summen pro Zeilen berechnet)</w:t>
+        <w:t xml:space="preserve">Lesen Sie den Datensatz </w:t>
+      </w:r>
+      <w:r>
+        <w:rPr>
+          <w:b/>
+          <w:bCs/>
+          <w:sz w:val="28"/>
+          <w:szCs w:val="28"/>
+        </w:rPr>
+        <w:t>temperature_anomalies.csv</w:t>
+      </w:r>
+      <w:r>
+        <w:rPr>
+          <w:sz w:val="28"/>
+          <w:szCs w:val="28"/>
+        </w:rPr>
+        <w:t xml:space="preserve"> ein. Der Datensatz beinhaltet die Abweichungen der Jahrestemperatur vom langjährigen Mittel von 1940 bis 2023 für verschiedene Länder</w:t>
       </w:r>
     </w:p>
     <w:p>
       <w:pPr>
         <w:pStyle w:val="Listenabsatz"/>
-        <w:spacing w:line="276" w:lineRule="auto"/>
         <w:rPr>
           <w:sz w:val="28"/>
           <w:szCs w:val="28"/>
@@ -66,7 +81,21 @@
           <w:sz w:val="28"/>
           <w:szCs w:val="28"/>
         </w:rPr>
-        <w:t>Erstellen Sie einen Scatterplot bei dem das Gewicht der Tüte im Verhältnis zu der Gesamtanzahl M&amp;Ms dargestellt ist</w:t>
+        <w:t>Stellen Sie die Temperaturanomalien von Deutschland von 1940 bis 2023 dar</w:t>
+      </w:r>
+      <w:r>
+        <w:rPr>
+          <w:sz w:val="28"/>
+          <w:szCs w:val="28"/>
+        </w:rPr>
+        <w:t>.</w:t>
+      </w:r>
+      <w:r>
+        <w:rPr>
+          <w:sz w:val="28"/>
+          <w:szCs w:val="28"/>
+        </w:rPr>
+        <w:t xml:space="preserve"> Entscheiden Sie sich entweder für die Repräsentation der Werte in der Grafik als Punkte oder als Linien</w:t>
       </w:r>
     </w:p>
     <w:p>
@@ -97,7 +126,49 @@
           <w:sz w:val="28"/>
           <w:szCs w:val="28"/>
         </w:rPr>
-        <w:t>Passen Sie Titel, Achsenbeschriftung und ggf. das Punkt-Symbol an</w:t>
+        <w:t>Passen Sie Titel</w:t>
+      </w:r>
+      <w:r>
+        <w:rPr>
+          <w:sz w:val="28"/>
+          <w:szCs w:val="28"/>
+        </w:rPr>
+        <w:t>,</w:t>
+      </w:r>
+      <w:r>
+        <w:rPr>
+          <w:sz w:val="28"/>
+          <w:szCs w:val="28"/>
+        </w:rPr>
+        <w:t xml:space="preserve"> Achsenbeschriftung</w:t>
+      </w:r>
+      <w:r>
+        <w:rPr>
+          <w:sz w:val="28"/>
+          <w:szCs w:val="28"/>
+        </w:rPr>
+        <w:t>en</w:t>
+      </w:r>
+      <w:r>
+        <w:rPr>
+          <w:sz w:val="28"/>
+          <w:szCs w:val="28"/>
+        </w:rPr>
+        <w:t xml:space="preserve"> </w:t>
+      </w:r>
+      <w:r>
+        <w:rPr>
+          <w:sz w:val="28"/>
+          <w:szCs w:val="28"/>
+        </w:rPr>
+        <w:t xml:space="preserve">und ggf. das Punktsymbol </w:t>
+      </w:r>
+      <w:r>
+        <w:rPr>
+          <w:sz w:val="28"/>
+          <w:szCs w:val="28"/>
+        </w:rPr>
+        <w:t>an</w:t>
       </w:r>
     </w:p>
     <w:p>
@@ -131,7 +202,6 @@
         <w:t xml:space="preserve">Fügen Sie eine Trendlinie mittels </w:t>
       </w:r>
       <w:proofErr w:type="spellStart"/>
-      <w:proofErr w:type="gramStart"/>
       <w:r>
         <w:rPr>
           <w:sz w:val="28"/>
@@ -147,7 +217,13 @@
         </w:rPr>
         <w:t>(</w:t>
       </w:r>
-      <w:proofErr w:type="gramEnd"/>
+      <w:r>
+        <w:rPr>
+          <w:sz w:val="28"/>
+          <w:szCs w:val="28"/>
+        </w:rPr>
+        <w:t xml:space="preserve"> </w:t>
+      </w:r>
       <w:r>
         <w:rPr>
           <w:sz w:val="28"/>
@@ -169,13 +245,33 @@
           <w:sz w:val="28"/>
           <w:szCs w:val="28"/>
         </w:rPr>
-        <w:t>() hinzu</w:t>
+        <w:t>(</w:t>
+      </w:r>
+      <w:r>
+        <w:rPr>
+          <w:sz w:val="28"/>
+          <w:szCs w:val="28"/>
+        </w:rPr>
+        <w:t xml:space="preserve"> </w:t>
+      </w:r>
+      <w:r>
+        <w:rPr>
+          <w:sz w:val="28"/>
+          <w:szCs w:val="28"/>
+        </w:rPr>
+        <w:t>) hinzu</w:t>
+      </w:r>
+      <w:r>
+        <w:rPr>
+          <w:sz w:val="28"/>
+          <w:szCs w:val="28"/>
+        </w:rPr>
+        <w:t xml:space="preserve"> und passen Sie den Linien Typ so an, so dass die Trendlinie als gestrichelte Linie dargestellt wird</w:t>
       </w:r>
     </w:p>
     <w:p>
       <w:pPr>
         <w:pStyle w:val="Listenabsatz"/>
-        <w:spacing w:line="276" w:lineRule="auto"/>
         <w:rPr>
           <w:sz w:val="28"/>
           <w:szCs w:val="28"/>
@@ -200,16 +296,15 @@
           <w:sz w:val="28"/>
           <w:szCs w:val="28"/>
         </w:rPr>
-        <w:t xml:space="preserve">Berechnen Sie den Korrelationskoeffizienten nach Spearman und fügen Sie das Ergebnis dem Plot mittels </w:t>
+        <w:t xml:space="preserve">Fügen Sie eine horizontale Linie y = 0 mittels </w:t>
       </w:r>
       <w:proofErr w:type="spellStart"/>
-      <w:proofErr w:type="gramStart"/>
-      <w:r>
-        <w:rPr>
-          <w:sz w:val="28"/>
-          <w:szCs w:val="28"/>
-        </w:rPr>
-        <w:t>text</w:t>
+      <w:r>
+        <w:rPr>
+          <w:sz w:val="28"/>
+          <w:szCs w:val="28"/>
+        </w:rPr>
+        <w:t>abline</w:t>
       </w:r>
       <w:proofErr w:type="spellEnd"/>
       <w:r>
@@ -217,15 +312,7 @@
           <w:sz w:val="28"/>
           <w:szCs w:val="28"/>
         </w:rPr>
-        <w:t>(</w:t>
-      </w:r>
-      <w:proofErr w:type="gramEnd"/>
-      <w:r>
-        <w:rPr>
-          <w:sz w:val="28"/>
-          <w:szCs w:val="28"/>
-        </w:rPr>
-        <w:t>) hinzu</w:t>
+        <w:t>( ) hinzu</w:t>
       </w:r>
     </w:p>
     <w:p>
@@ -256,7 +343,105 @@
           <w:sz w:val="28"/>
           <w:szCs w:val="28"/>
         </w:rPr>
+        <w:t xml:space="preserve">Berechnen Sie den Korrelationskoeffizienten und fügen Sie das Ergebnis mittels </w:t>
+      </w:r>
+      <w:proofErr w:type="spellStart"/>
+      <w:r>
+        <w:rPr>
+          <w:sz w:val="28"/>
+          <w:szCs w:val="28"/>
+        </w:rPr>
+        <w:t>text</w:t>
+      </w:r>
+      <w:proofErr w:type="spellEnd"/>
+      <w:r>
+        <w:rPr>
+          <w:sz w:val="28"/>
+          <w:szCs w:val="28"/>
+        </w:rPr>
+        <w:t>(</w:t>
+      </w:r>
+      <w:r>
+        <w:rPr>
+          <w:sz w:val="28"/>
+          <w:szCs w:val="28"/>
+        </w:rPr>
+        <w:t xml:space="preserve"> </w:t>
+      </w:r>
+      <w:r>
+        <w:rPr>
+          <w:sz w:val="28"/>
+          <w:szCs w:val="28"/>
+        </w:rPr>
+        <w:t>)</w:t>
+      </w:r>
+      <w:r>
+        <w:rPr>
+          <w:sz w:val="28"/>
+          <w:szCs w:val="28"/>
+        </w:rPr>
+        <w:t xml:space="preserve"> an einer stimmigen Stelle in der Grafik</w:t>
+      </w:r>
+      <w:r>
+        <w:rPr>
+          <w:sz w:val="28"/>
+          <w:szCs w:val="28"/>
+        </w:rPr>
+        <w:t xml:space="preserve"> hinzu</w:t>
+      </w:r>
+    </w:p>
+    <w:p>
+      <w:pPr>
+        <w:pStyle w:val="Listenabsatz"/>
+        <w:spacing w:line="276" w:lineRule="auto"/>
+        <w:rPr>
+          <w:sz w:val="28"/>
+          <w:szCs w:val="28"/>
+        </w:rPr>
+      </w:pPr>
+    </w:p>
+    <w:p>
+      <w:pPr>
+        <w:pStyle w:val="Listenabsatz"/>
+        <w:numPr>
+          <w:ilvl w:val="0"/>
+          <w:numId w:val="1"/>
+        </w:numPr>
+        <w:spacing w:line="276" w:lineRule="auto"/>
+        <w:rPr>
+          <w:sz w:val="28"/>
+          <w:szCs w:val="28"/>
+        </w:rPr>
+      </w:pPr>
+      <w:r>
+        <w:rPr>
+          <w:sz w:val="28"/>
+          <w:szCs w:val="28"/>
+        </w:rPr>
         <w:t>Exportieren Sie die Grafik</w:t>
+      </w:r>
+      <w:r>
+        <w:rPr>
+          <w:sz w:val="28"/>
+          <w:szCs w:val="28"/>
+        </w:rPr>
+        <w:t xml:space="preserve"> als .</w:t>
+      </w:r>
+      <w:proofErr w:type="spellStart"/>
+      <w:r>
+        <w:rPr>
+          <w:sz w:val="28"/>
+          <w:szCs w:val="28"/>
+        </w:rPr>
+        <w:t>png</w:t>
+      </w:r>
+      <w:proofErr w:type="spellEnd"/>
+      <w:r>
+        <w:rPr>
+          <w:sz w:val="28"/>
+          <w:szCs w:val="28"/>
+        </w:rPr>
+        <w:t xml:space="preserve"> Datei</w:t>
       </w:r>
     </w:p>
     <w:p>
@@ -891,6 +1076,7 @@
   <w:style w:type="character" w:default="1" w:styleId="Absatz-Standardschriftart">
     <w:name w:val="Default Paragraph Font"/>
     <w:uiPriority w:val="1"/>
+    <w:semiHidden/>
     <w:unhideWhenUsed/>
   </w:style>
   <w:style w:type="table" w:default="1" w:styleId="NormaleTabelle">
